--- a/docs/satellites_bands.docx
+++ b/docs/satellites_bands.docx
@@ -10,7 +10,8 @@
         <w:tblLook w:val="04A0" w:firstRow="1" w:lastRow="0" w:firstColumn="1" w:lastColumn="0" w:noHBand="0" w:noVBand="1"/>
       </w:tblPr>
       <w:tblGrid>
-        <w:gridCol w:w="4815"/>
+        <w:gridCol w:w="2552"/>
+        <w:gridCol w:w="2268"/>
         <w:gridCol w:w="2268"/>
         <w:gridCol w:w="3118"/>
       </w:tblGrid>
@@ -20,8 +21,8 @@
         </w:trPr>
         <w:tc>
           <w:tcPr>
-            <w:tcW w:w="10201" w:type="dxa"/>
-            <w:gridSpan w:val="3"/>
+            <w:tcW w:w="10206" w:type="dxa"/>
+            <w:gridSpan w:val="4"/>
           </w:tcPr>
           <w:p>
             <w:pPr>
@@ -73,7 +74,7 @@
         </w:trPr>
         <w:tc>
           <w:tcPr>
-            <w:tcW w:w="4815" w:type="dxa"/>
+            <w:tcW w:w="2552" w:type="dxa"/>
           </w:tcPr>
           <w:p>
             <w:pPr>
@@ -87,6 +88,53 @@
                 <w:lang w:val="en-US"/>
               </w:rPr>
             </w:pPr>
+            <w:r>
+              <w:rPr>
+                <w:i/>
+                <w:iCs/>
+                <w:lang w:val="en-US"/>
+              </w:rPr>
+              <w:t xml:space="preserve">Origin </w:t>
+            </w:r>
+            <w:r>
+              <w:rPr>
+                <w:i/>
+                <w:iCs/>
+                <w:lang w:val="en-US"/>
+              </w:rPr>
+              <w:t>Name</w:t>
+            </w:r>
+          </w:p>
+        </w:tc>
+        <w:tc>
+          <w:tcPr>
+            <w:tcW w:w="2268" w:type="dxa"/>
+          </w:tcPr>
+          <w:p>
+            <w:pPr>
+              <w:jc w:val="center"/>
+              <w:rPr>
+                <w:i/>
+                <w:iCs/>
+                <w:lang w:val="en-US"/>
+              </w:rPr>
+            </w:pPr>
+            <w:r>
+              <w:rPr>
+                <w:i/>
+                <w:iCs/>
+                <w:lang w:val="en-US"/>
+              </w:rPr>
+              <w:t>Math</w:t>
+            </w:r>
+            <w:r>
+              <w:rPr>
+                <w:i/>
+                <w:iCs/>
+                <w:lang w:val="en-US"/>
+              </w:rPr>
+              <w:t xml:space="preserve"> </w:t>
+            </w:r>
             <w:r>
               <w:rPr>
                 <w:i/>
@@ -168,7 +216,7 @@
         </w:trPr>
         <w:tc>
           <w:tcPr>
-            <w:tcW w:w="4815" w:type="dxa"/>
+            <w:tcW w:w="2552" w:type="dxa"/>
           </w:tcPr>
           <w:p>
             <w:pPr>
@@ -184,11 +232,28 @@
               </w:rPr>
               <w:t>B01</w:t>
             </w:r>
-            <w:r>
-              <w:rPr>
-                <w:lang w:val="en-US"/>
-              </w:rPr>
-              <w:t xml:space="preserve"> aerosol</w:t>
+          </w:p>
+        </w:tc>
+        <w:tc>
+          <w:tcPr>
+            <w:tcW w:w="2268" w:type="dxa"/>
+          </w:tcPr>
+          <w:p>
+            <w:pPr>
+              <w:jc w:val="center"/>
+              <w:rPr>
+                <w:b/>
+                <w:bCs/>
+                <w:lang w:val="en-US"/>
+              </w:rPr>
+            </w:pPr>
+            <w:r>
+              <w:rPr>
+                <w:b/>
+                <w:bCs/>
+                <w:lang w:val="en-US"/>
+              </w:rPr>
+              <w:t>AER</w:t>
             </w:r>
           </w:p>
         </w:tc>
@@ -249,7 +314,7 @@
         </w:trPr>
         <w:tc>
           <w:tcPr>
-            <w:tcW w:w="4815" w:type="dxa"/>
+            <w:tcW w:w="2552" w:type="dxa"/>
           </w:tcPr>
           <w:p>
             <w:pPr>
@@ -269,13 +334,7 @@
               <w:rPr>
                 <w:lang w:val="en-US"/>
               </w:rPr>
-              <w:t xml:space="preserve"> blue</w:t>
-            </w:r>
-            <w:r>
-              <w:rPr>
-                <w:lang w:val="en-US"/>
-              </w:rPr>
-              <w:t xml:space="preserve">    </w:t>
+              <w:t xml:space="preserve"> </w:t>
             </w:r>
             <w:r>
               <w:rPr>
@@ -283,6 +342,29 @@
                 <w:lang w:val="en-US"/>
               </w:rPr>
               <w:t>___</w:t>
+            </w:r>
+          </w:p>
+        </w:tc>
+        <w:tc>
+          <w:tcPr>
+            <w:tcW w:w="2268" w:type="dxa"/>
+          </w:tcPr>
+          <w:p>
+            <w:pPr>
+              <w:jc w:val="center"/>
+              <w:rPr>
+                <w:b/>
+                <w:bCs/>
+                <w:lang w:val="en-US"/>
+              </w:rPr>
+            </w:pPr>
+            <w:r>
+              <w:rPr>
+                <w:b/>
+                <w:bCs/>
+                <w:lang w:val="en-US"/>
+              </w:rPr>
+              <w:t>BLUE</w:t>
             </w:r>
           </w:p>
         </w:tc>
@@ -351,7 +433,7 @@
         </w:trPr>
         <w:tc>
           <w:tcPr>
-            <w:tcW w:w="4815" w:type="dxa"/>
+            <w:tcW w:w="2552" w:type="dxa"/>
           </w:tcPr>
           <w:p>
             <w:pPr>
@@ -373,33 +455,35 @@
               </w:rPr>
               <w:t xml:space="preserve"> </w:t>
             </w:r>
-            <w:proofErr w:type="gramStart"/>
-            <w:r>
-              <w:rPr>
-                <w:lang w:val="en-US"/>
-              </w:rPr>
-              <w:t>green</w:t>
-            </w:r>
-            <w:r>
-              <w:rPr>
-                <w:lang w:val="en-US"/>
-              </w:rPr>
-              <w:t xml:space="preserve">  </w:t>
-            </w:r>
             <w:r>
               <w:rPr>
                 <w:shd w:val="clear" w:color="auto" w:fill="00B050"/>
                 <w:lang w:val="en-US"/>
               </w:rPr>
-              <w:t>_</w:t>
-            </w:r>
-            <w:proofErr w:type="gramEnd"/>
-            <w:r>
-              <w:rPr>
-                <w:shd w:val="clear" w:color="auto" w:fill="00B050"/>
-                <w:lang w:val="en-US"/>
-              </w:rPr>
-              <w:t>__</w:t>
+              <w:t>___</w:t>
+            </w:r>
+          </w:p>
+        </w:tc>
+        <w:tc>
+          <w:tcPr>
+            <w:tcW w:w="2268" w:type="dxa"/>
+          </w:tcPr>
+          <w:p>
+            <w:pPr>
+              <w:jc w:val="center"/>
+              <w:rPr>
+                <w:b/>
+                <w:bCs/>
+                <w:lang w:val="en-US"/>
+              </w:rPr>
+            </w:pPr>
+            <w:r>
+              <w:rPr>
+                <w:b/>
+                <w:bCs/>
+                <w:lang w:val="en-US"/>
+              </w:rPr>
+              <w:t>GREEN</w:t>
             </w:r>
           </w:p>
         </w:tc>
@@ -460,7 +544,7 @@
         </w:trPr>
         <w:tc>
           <w:tcPr>
-            <w:tcW w:w="4815" w:type="dxa"/>
+            <w:tcW w:w="2552" w:type="dxa"/>
           </w:tcPr>
           <w:p>
             <w:pPr>
@@ -480,13 +564,7 @@
               <w:rPr>
                 <w:lang w:val="en-US"/>
               </w:rPr>
-              <w:t xml:space="preserve"> red</w:t>
-            </w:r>
-            <w:r>
-              <w:rPr>
-                <w:lang w:val="en-US"/>
-              </w:rPr>
-              <w:t xml:space="preserve">      </w:t>
+              <w:t xml:space="preserve"> </w:t>
             </w:r>
             <w:r>
               <w:rPr>
@@ -501,6 +579,29 @@
                 <w:lang w:val="en-US"/>
               </w:rPr>
               <w:t>_</w:t>
+            </w:r>
+          </w:p>
+        </w:tc>
+        <w:tc>
+          <w:tcPr>
+            <w:tcW w:w="2268" w:type="dxa"/>
+          </w:tcPr>
+          <w:p>
+            <w:pPr>
+              <w:jc w:val="center"/>
+              <w:rPr>
+                <w:b/>
+                <w:bCs/>
+                <w:lang w:val="en-US"/>
+              </w:rPr>
+            </w:pPr>
+            <w:r>
+              <w:rPr>
+                <w:b/>
+                <w:bCs/>
+                <w:lang w:val="en-US"/>
+              </w:rPr>
+              <w:t>RED</w:t>
             </w:r>
           </w:p>
         </w:tc>
@@ -561,7 +662,7 @@
         </w:trPr>
         <w:tc>
           <w:tcPr>
-            <w:tcW w:w="4815" w:type="dxa"/>
+            <w:tcW w:w="2552" w:type="dxa"/>
           </w:tcPr>
           <w:p>
             <w:pPr>
@@ -581,7 +682,30 @@
               <w:rPr>
                 <w:lang w:val="en-US"/>
               </w:rPr>
-              <w:t xml:space="preserve"> visible and near infrared (VNIR)</w:t>
+              <w:t xml:space="preserve"> </w:t>
+            </w:r>
+          </w:p>
+        </w:tc>
+        <w:tc>
+          <w:tcPr>
+            <w:tcW w:w="2268" w:type="dxa"/>
+          </w:tcPr>
+          <w:p>
+            <w:pPr>
+              <w:jc w:val="center"/>
+              <w:rPr>
+                <w:b/>
+                <w:bCs/>
+                <w:lang w:val="en-US"/>
+              </w:rPr>
+            </w:pPr>
+            <w:r>
+              <w:rPr>
+                <w:b/>
+                <w:bCs/>
+                <w:lang w:val="en-US"/>
+              </w:rPr>
+              <w:t>RE1</w:t>
             </w:r>
           </w:p>
         </w:tc>
@@ -650,7 +774,7 @@
         </w:trPr>
         <w:tc>
           <w:tcPr>
-            <w:tcW w:w="4815" w:type="dxa"/>
+            <w:tcW w:w="2552" w:type="dxa"/>
           </w:tcPr>
           <w:p>
             <w:pPr>
@@ -666,11 +790,28 @@
               </w:rPr>
               <w:t>B06</w:t>
             </w:r>
-            <w:r>
-              <w:rPr>
-                <w:lang w:val="en-US"/>
-              </w:rPr>
-              <w:t xml:space="preserve"> visible and near infrared (VNIR)</w:t>
+          </w:p>
+        </w:tc>
+        <w:tc>
+          <w:tcPr>
+            <w:tcW w:w="2268" w:type="dxa"/>
+          </w:tcPr>
+          <w:p>
+            <w:pPr>
+              <w:jc w:val="center"/>
+              <w:rPr>
+                <w:b/>
+                <w:bCs/>
+                <w:lang w:val="en-US"/>
+              </w:rPr>
+            </w:pPr>
+            <w:r>
+              <w:rPr>
+                <w:b/>
+                <w:bCs/>
+                <w:lang w:val="en-US"/>
+              </w:rPr>
+              <w:t>RE2</w:t>
             </w:r>
           </w:p>
         </w:tc>
@@ -731,7 +872,7 @@
         </w:trPr>
         <w:tc>
           <w:tcPr>
-            <w:tcW w:w="4815" w:type="dxa"/>
+            <w:tcW w:w="2552" w:type="dxa"/>
           </w:tcPr>
           <w:p>
             <w:pPr>
@@ -747,11 +888,28 @@
               </w:rPr>
               <w:t>B07</w:t>
             </w:r>
-            <w:r>
-              <w:rPr>
-                <w:lang w:val="en-US"/>
-              </w:rPr>
-              <w:t xml:space="preserve"> visible and near infrared (VNIR)</w:t>
+          </w:p>
+        </w:tc>
+        <w:tc>
+          <w:tcPr>
+            <w:tcW w:w="2268" w:type="dxa"/>
+          </w:tcPr>
+          <w:p>
+            <w:pPr>
+              <w:jc w:val="center"/>
+              <w:rPr>
+                <w:b/>
+                <w:bCs/>
+                <w:lang w:val="en-US"/>
+              </w:rPr>
+            </w:pPr>
+            <w:r>
+              <w:rPr>
+                <w:b/>
+                <w:bCs/>
+                <w:lang w:val="en-US"/>
+              </w:rPr>
+              <w:t>RE3</w:t>
             </w:r>
           </w:p>
         </w:tc>
@@ -812,7 +970,7 @@
         </w:trPr>
         <w:tc>
           <w:tcPr>
-            <w:tcW w:w="4815" w:type="dxa"/>
+            <w:tcW w:w="2552" w:type="dxa"/>
           </w:tcPr>
           <w:p>
             <w:pPr>
@@ -828,11 +986,28 @@
               </w:rPr>
               <w:t>B08</w:t>
             </w:r>
-            <w:r>
-              <w:rPr>
-                <w:lang w:val="en-US"/>
-              </w:rPr>
-              <w:t xml:space="preserve"> visible and near infrared (VNIR)</w:t>
+          </w:p>
+        </w:tc>
+        <w:tc>
+          <w:tcPr>
+            <w:tcW w:w="2268" w:type="dxa"/>
+          </w:tcPr>
+          <w:p>
+            <w:pPr>
+              <w:jc w:val="center"/>
+              <w:rPr>
+                <w:b/>
+                <w:bCs/>
+                <w:lang w:val="en-US"/>
+              </w:rPr>
+            </w:pPr>
+            <w:r>
+              <w:rPr>
+                <w:b/>
+                <w:bCs/>
+                <w:lang w:val="en-US"/>
+              </w:rPr>
+              <w:t>NIR1</w:t>
             </w:r>
           </w:p>
         </w:tc>
@@ -890,19 +1065,7 @@
               <w:rPr>
                 <w:lang w:val="en-US"/>
               </w:rPr>
-              <w:t xml:space="preserve"> (</w:t>
-            </w:r>
-            <w:r>
-              <w:rPr>
-                <w:lang w:val="en-US"/>
-              </w:rPr>
-              <w:t>760 - 907</w:t>
-            </w:r>
-            <w:r>
-              <w:rPr>
-                <w:lang w:val="en-US"/>
-              </w:rPr>
-              <w:t>)</w:t>
+              <w:t xml:space="preserve"> (760 - 907)</w:t>
             </w:r>
           </w:p>
         </w:tc>
@@ -913,7 +1076,7 @@
         </w:trPr>
         <w:tc>
           <w:tcPr>
-            <w:tcW w:w="4815" w:type="dxa"/>
+            <w:tcW w:w="2552" w:type="dxa"/>
           </w:tcPr>
           <w:p>
             <w:pPr>
@@ -929,11 +1092,28 @@
               </w:rPr>
               <w:t>B8A</w:t>
             </w:r>
-            <w:r>
-              <w:rPr>
-                <w:lang w:val="en-US"/>
-              </w:rPr>
-              <w:t xml:space="preserve"> visible and near infrared (VNIR)</w:t>
+          </w:p>
+        </w:tc>
+        <w:tc>
+          <w:tcPr>
+            <w:tcW w:w="2268" w:type="dxa"/>
+          </w:tcPr>
+          <w:p>
+            <w:pPr>
+              <w:jc w:val="center"/>
+              <w:rPr>
+                <w:b/>
+                <w:bCs/>
+                <w:lang w:val="en-US"/>
+              </w:rPr>
+            </w:pPr>
+            <w:r>
+              <w:rPr>
+                <w:b/>
+                <w:bCs/>
+                <w:lang w:val="en-US"/>
+              </w:rPr>
+              <w:t>NIR2</w:t>
             </w:r>
           </w:p>
         </w:tc>
@@ -994,7 +1174,7 @@
         </w:trPr>
         <w:tc>
           <w:tcPr>
-            <w:tcW w:w="4815" w:type="dxa"/>
+            <w:tcW w:w="2552" w:type="dxa"/>
           </w:tcPr>
           <w:p>
             <w:pPr>
@@ -1010,41 +1190,28 @@
               </w:rPr>
               <w:t>B09</w:t>
             </w:r>
-            <w:r>
-              <w:rPr>
-                <w:lang w:val="en-US"/>
-              </w:rPr>
-              <w:t xml:space="preserve"> s</w:t>
-            </w:r>
-            <w:r>
-              <w:rPr>
-                <w:lang w:val="en-US"/>
-              </w:rPr>
-              <w:t xml:space="preserve">hort </w:t>
-            </w:r>
-            <w:r>
-              <w:rPr>
-                <w:lang w:val="en-US"/>
-              </w:rPr>
-              <w:t>w</w:t>
-            </w:r>
-            <w:r>
-              <w:rPr>
-                <w:lang w:val="en-US"/>
-              </w:rPr>
-              <w:t xml:space="preserve">ave </w:t>
-            </w:r>
-            <w:r>
-              <w:rPr>
-                <w:lang w:val="en-US"/>
-              </w:rPr>
-              <w:t>i</w:t>
-            </w:r>
-            <w:r>
-              <w:rPr>
-                <w:lang w:val="en-US"/>
-              </w:rPr>
-              <w:t>nfrared (SWIR)</w:t>
+          </w:p>
+        </w:tc>
+        <w:tc>
+          <w:tcPr>
+            <w:tcW w:w="2268" w:type="dxa"/>
+          </w:tcPr>
+          <w:p>
+            <w:pPr>
+              <w:jc w:val="center"/>
+              <w:rPr>
+                <w:b/>
+                <w:bCs/>
+                <w:lang w:val="en-US"/>
+              </w:rPr>
+            </w:pPr>
+            <w:r>
+              <w:rPr>
+                <w:b/>
+                <w:bCs/>
+                <w:lang w:val="en-US"/>
+              </w:rPr>
+              <w:t>WV</w:t>
             </w:r>
           </w:p>
         </w:tc>
@@ -1088,15 +1255,7 @@
                 <w:bCs/>
                 <w:lang w:val="en-US"/>
               </w:rPr>
-              <w:t>94</w:t>
-            </w:r>
-            <w:r>
-              <w:rPr>
-                <w:b/>
-                <w:bCs/>
-                <w:lang w:val="en-US"/>
-              </w:rPr>
-              <w:t>5</w:t>
+              <w:t>945</w:t>
             </w:r>
             <w:r>
               <w:rPr>
@@ -1113,7 +1272,7 @@
         </w:trPr>
         <w:tc>
           <w:tcPr>
-            <w:tcW w:w="4815" w:type="dxa"/>
+            <w:tcW w:w="2552" w:type="dxa"/>
           </w:tcPr>
           <w:p>
             <w:pPr>
@@ -1129,41 +1288,28 @@
               </w:rPr>
               <w:t>B10</w:t>
             </w:r>
-            <w:r>
-              <w:rPr>
-                <w:lang w:val="en-US"/>
-              </w:rPr>
-              <w:t xml:space="preserve"> s</w:t>
-            </w:r>
-            <w:r>
-              <w:rPr>
-                <w:lang w:val="en-US"/>
-              </w:rPr>
-              <w:t xml:space="preserve">hort </w:t>
-            </w:r>
-            <w:r>
-              <w:rPr>
-                <w:lang w:val="en-US"/>
-              </w:rPr>
-              <w:t>w</w:t>
-            </w:r>
-            <w:r>
-              <w:rPr>
-                <w:lang w:val="en-US"/>
-              </w:rPr>
-              <w:t xml:space="preserve">ave </w:t>
-            </w:r>
-            <w:r>
-              <w:rPr>
-                <w:lang w:val="en-US"/>
-              </w:rPr>
-              <w:t>i</w:t>
-            </w:r>
-            <w:r>
-              <w:rPr>
-                <w:lang w:val="en-US"/>
-              </w:rPr>
-              <w:t>nfrared (SWIR)</w:t>
+          </w:p>
+        </w:tc>
+        <w:tc>
+          <w:tcPr>
+            <w:tcW w:w="2268" w:type="dxa"/>
+          </w:tcPr>
+          <w:p>
+            <w:pPr>
+              <w:jc w:val="center"/>
+              <w:rPr>
+                <w:b/>
+                <w:bCs/>
+                <w:lang w:val="en-US"/>
+              </w:rPr>
+            </w:pPr>
+            <w:r>
+              <w:rPr>
+                <w:b/>
+                <w:bCs/>
+                <w:lang w:val="en-US"/>
+              </w:rPr>
+              <w:t>SWIR</w:t>
             </w:r>
           </w:p>
         </w:tc>
@@ -1232,7 +1378,7 @@
         </w:trPr>
         <w:tc>
           <w:tcPr>
-            <w:tcW w:w="4815" w:type="dxa"/>
+            <w:tcW w:w="2552" w:type="dxa"/>
           </w:tcPr>
           <w:p>
             <w:pPr>
@@ -1248,41 +1394,28 @@
               </w:rPr>
               <w:t>B11</w:t>
             </w:r>
-            <w:r>
-              <w:rPr>
-                <w:lang w:val="en-US"/>
-              </w:rPr>
-              <w:t xml:space="preserve"> s</w:t>
-            </w:r>
-            <w:r>
-              <w:rPr>
-                <w:lang w:val="en-US"/>
-              </w:rPr>
-              <w:t xml:space="preserve">hort </w:t>
-            </w:r>
-            <w:r>
-              <w:rPr>
-                <w:lang w:val="en-US"/>
-              </w:rPr>
-              <w:t>w</w:t>
-            </w:r>
-            <w:r>
-              <w:rPr>
-                <w:lang w:val="en-US"/>
-              </w:rPr>
-              <w:t xml:space="preserve">ave </w:t>
-            </w:r>
-            <w:r>
-              <w:rPr>
-                <w:lang w:val="en-US"/>
-              </w:rPr>
-              <w:t>i</w:t>
-            </w:r>
-            <w:r>
-              <w:rPr>
-                <w:lang w:val="en-US"/>
-              </w:rPr>
-              <w:t>nfrared (SWIR)</w:t>
+          </w:p>
+        </w:tc>
+        <w:tc>
+          <w:tcPr>
+            <w:tcW w:w="2268" w:type="dxa"/>
+          </w:tcPr>
+          <w:p>
+            <w:pPr>
+              <w:jc w:val="center"/>
+              <w:rPr>
+                <w:b/>
+                <w:bCs/>
+                <w:lang w:val="en-US"/>
+              </w:rPr>
+            </w:pPr>
+            <w:r>
+              <w:rPr>
+                <w:b/>
+                <w:bCs/>
+                <w:lang w:val="en-US"/>
+              </w:rPr>
+              <w:t>SWIR1</w:t>
             </w:r>
           </w:p>
         </w:tc>
@@ -1351,7 +1484,7 @@
         </w:trPr>
         <w:tc>
           <w:tcPr>
-            <w:tcW w:w="4815" w:type="dxa"/>
+            <w:tcW w:w="2552" w:type="dxa"/>
           </w:tcPr>
           <w:p>
             <w:pPr>
@@ -1367,41 +1500,28 @@
               </w:rPr>
               <w:t>B12</w:t>
             </w:r>
-            <w:r>
-              <w:rPr>
-                <w:lang w:val="en-US"/>
-              </w:rPr>
-              <w:t xml:space="preserve"> s</w:t>
-            </w:r>
-            <w:r>
-              <w:rPr>
-                <w:lang w:val="en-US"/>
-              </w:rPr>
-              <w:t xml:space="preserve">hort </w:t>
-            </w:r>
-            <w:r>
-              <w:rPr>
-                <w:lang w:val="en-US"/>
-              </w:rPr>
-              <w:t>w</w:t>
-            </w:r>
-            <w:r>
-              <w:rPr>
-                <w:lang w:val="en-US"/>
-              </w:rPr>
-              <w:t xml:space="preserve">ave </w:t>
-            </w:r>
-            <w:r>
-              <w:rPr>
-                <w:lang w:val="en-US"/>
-              </w:rPr>
-              <w:t>i</w:t>
-            </w:r>
-            <w:r>
-              <w:rPr>
-                <w:lang w:val="en-US"/>
-              </w:rPr>
-              <w:t>nfrared (SWIR)</w:t>
+          </w:p>
+        </w:tc>
+        <w:tc>
+          <w:tcPr>
+            <w:tcW w:w="2268" w:type="dxa"/>
+          </w:tcPr>
+          <w:p>
+            <w:pPr>
+              <w:jc w:val="center"/>
+              <w:rPr>
+                <w:b/>
+                <w:bCs/>
+                <w:lang w:val="en-US"/>
+              </w:rPr>
+            </w:pPr>
+            <w:r>
+              <w:rPr>
+                <w:b/>
+                <w:bCs/>
+                <w:lang w:val="en-US"/>
+              </w:rPr>
+              <w:t>SWIR2</w:t>
             </w:r>
           </w:p>
         </w:tc>
@@ -1480,7 +1600,8 @@
         <w:tblLook w:val="04A0" w:firstRow="1" w:lastRow="0" w:firstColumn="1" w:lastColumn="0" w:noHBand="0" w:noVBand="1"/>
       </w:tblPr>
       <w:tblGrid>
-        <w:gridCol w:w="4815"/>
+        <w:gridCol w:w="2557"/>
+        <w:gridCol w:w="2268"/>
         <w:gridCol w:w="2268"/>
         <w:gridCol w:w="3118"/>
       </w:tblGrid>
@@ -1490,8 +1611,8 @@
         </w:trPr>
         <w:tc>
           <w:tcPr>
-            <w:tcW w:w="10201" w:type="dxa"/>
-            <w:gridSpan w:val="3"/>
+            <w:tcW w:w="10211" w:type="dxa"/>
+            <w:gridSpan w:val="4"/>
           </w:tcPr>
           <w:p>
             <w:pPr>
@@ -1543,7 +1664,7 @@
         </w:trPr>
         <w:tc>
           <w:tcPr>
-            <w:tcW w:w="4815" w:type="dxa"/>
+            <w:tcW w:w="2557" w:type="dxa"/>
           </w:tcPr>
           <w:p>
             <w:pPr>
@@ -1557,6 +1678,53 @@
                 <w:lang w:val="en-US"/>
               </w:rPr>
             </w:pPr>
+            <w:r>
+              <w:rPr>
+                <w:i/>
+                <w:iCs/>
+                <w:lang w:val="en-US"/>
+              </w:rPr>
+              <w:t xml:space="preserve">Origin </w:t>
+            </w:r>
+            <w:r>
+              <w:rPr>
+                <w:i/>
+                <w:iCs/>
+                <w:lang w:val="en-US"/>
+              </w:rPr>
+              <w:t>Name</w:t>
+            </w:r>
+          </w:p>
+        </w:tc>
+        <w:tc>
+          <w:tcPr>
+            <w:tcW w:w="2268" w:type="dxa"/>
+          </w:tcPr>
+          <w:p>
+            <w:pPr>
+              <w:jc w:val="center"/>
+              <w:rPr>
+                <w:i/>
+                <w:iCs/>
+                <w:lang w:val="en-US"/>
+              </w:rPr>
+            </w:pPr>
+            <w:r>
+              <w:rPr>
+                <w:i/>
+                <w:iCs/>
+                <w:lang w:val="en-US"/>
+              </w:rPr>
+              <w:t>Math</w:t>
+            </w:r>
+            <w:r>
+              <w:rPr>
+                <w:i/>
+                <w:iCs/>
+                <w:lang w:val="en-US"/>
+              </w:rPr>
+              <w:t xml:space="preserve"> </w:t>
+            </w:r>
             <w:r>
               <w:rPr>
                 <w:i/>
@@ -1638,7 +1806,7 @@
         </w:trPr>
         <w:tc>
           <w:tcPr>
-            <w:tcW w:w="4815" w:type="dxa"/>
+            <w:tcW w:w="2557" w:type="dxa"/>
           </w:tcPr>
           <w:p>
             <w:pPr>
@@ -1654,11 +1822,28 @@
               </w:rPr>
               <w:t>B01</w:t>
             </w:r>
-            <w:r>
-              <w:rPr>
-                <w:lang w:val="en-US"/>
-              </w:rPr>
-              <w:t xml:space="preserve"> aerosol</w:t>
+          </w:p>
+        </w:tc>
+        <w:tc>
+          <w:tcPr>
+            <w:tcW w:w="2268" w:type="dxa"/>
+          </w:tcPr>
+          <w:p>
+            <w:pPr>
+              <w:jc w:val="center"/>
+              <w:rPr>
+                <w:b/>
+                <w:bCs/>
+                <w:lang w:val="en-US"/>
+              </w:rPr>
+            </w:pPr>
+            <w:r>
+              <w:rPr>
+                <w:b/>
+                <w:bCs/>
+                <w:lang w:val="en-US"/>
+              </w:rPr>
+              <w:t>AER</w:t>
             </w:r>
           </w:p>
         </w:tc>
@@ -1727,7 +1912,7 @@
         </w:trPr>
         <w:tc>
           <w:tcPr>
-            <w:tcW w:w="4815" w:type="dxa"/>
+            <w:tcW w:w="2557" w:type="dxa"/>
           </w:tcPr>
           <w:p>
             <w:pPr>
@@ -1747,13 +1932,7 @@
               <w:rPr>
                 <w:lang w:val="en-US"/>
               </w:rPr>
-              <w:t xml:space="preserve"> blue</w:t>
-            </w:r>
-            <w:r>
-              <w:rPr>
-                <w:lang w:val="en-US"/>
-              </w:rPr>
-              <w:t xml:space="preserve">    </w:t>
+              <w:t xml:space="preserve"> </w:t>
             </w:r>
             <w:r>
               <w:rPr>
@@ -1761,6 +1940,29 @@
                 <w:lang w:val="en-US"/>
               </w:rPr>
               <w:t>___</w:t>
+            </w:r>
+          </w:p>
+        </w:tc>
+        <w:tc>
+          <w:tcPr>
+            <w:tcW w:w="2268" w:type="dxa"/>
+          </w:tcPr>
+          <w:p>
+            <w:pPr>
+              <w:jc w:val="center"/>
+              <w:rPr>
+                <w:b/>
+                <w:bCs/>
+                <w:lang w:val="en-US"/>
+              </w:rPr>
+            </w:pPr>
+            <w:r>
+              <w:rPr>
+                <w:b/>
+                <w:bCs/>
+                <w:lang w:val="en-US"/>
+              </w:rPr>
+              <w:t>BLUE</w:t>
             </w:r>
           </w:p>
         </w:tc>
@@ -1829,7 +2031,7 @@
         </w:trPr>
         <w:tc>
           <w:tcPr>
-            <w:tcW w:w="4815" w:type="dxa"/>
+            <w:tcW w:w="2557" w:type="dxa"/>
           </w:tcPr>
           <w:p>
             <w:pPr>
@@ -1851,33 +2053,35 @@
               </w:rPr>
               <w:t xml:space="preserve"> </w:t>
             </w:r>
-            <w:proofErr w:type="gramStart"/>
-            <w:r>
-              <w:rPr>
-                <w:lang w:val="en-US"/>
-              </w:rPr>
-              <w:t>green</w:t>
-            </w:r>
-            <w:r>
-              <w:rPr>
-                <w:lang w:val="en-US"/>
-              </w:rPr>
-              <w:t xml:space="preserve">  </w:t>
-            </w:r>
             <w:r>
               <w:rPr>
                 <w:shd w:val="clear" w:color="auto" w:fill="00B050"/>
                 <w:lang w:val="en-US"/>
               </w:rPr>
-              <w:t>_</w:t>
-            </w:r>
-            <w:proofErr w:type="gramEnd"/>
-            <w:r>
-              <w:rPr>
-                <w:shd w:val="clear" w:color="auto" w:fill="00B050"/>
-                <w:lang w:val="en-US"/>
-              </w:rPr>
-              <w:t>__</w:t>
+              <w:t>___</w:t>
+            </w:r>
+          </w:p>
+        </w:tc>
+        <w:tc>
+          <w:tcPr>
+            <w:tcW w:w="2268" w:type="dxa"/>
+          </w:tcPr>
+          <w:p>
+            <w:pPr>
+              <w:jc w:val="center"/>
+              <w:rPr>
+                <w:b/>
+                <w:bCs/>
+                <w:lang w:val="en-US"/>
+              </w:rPr>
+            </w:pPr>
+            <w:r>
+              <w:rPr>
+                <w:b/>
+                <w:bCs/>
+                <w:lang w:val="en-US"/>
+              </w:rPr>
+              <w:t>GREEN</w:t>
             </w:r>
           </w:p>
         </w:tc>
@@ -1946,7 +2150,7 @@
         </w:trPr>
         <w:tc>
           <w:tcPr>
-            <w:tcW w:w="4815" w:type="dxa"/>
+            <w:tcW w:w="2557" w:type="dxa"/>
           </w:tcPr>
           <w:p>
             <w:pPr>
@@ -1966,13 +2170,7 @@
               <w:rPr>
                 <w:lang w:val="en-US"/>
               </w:rPr>
-              <w:t xml:space="preserve"> red</w:t>
-            </w:r>
-            <w:r>
-              <w:rPr>
-                <w:lang w:val="en-US"/>
-              </w:rPr>
-              <w:t xml:space="preserve">      </w:t>
+              <w:t xml:space="preserve"> </w:t>
             </w:r>
             <w:r>
               <w:rPr>
@@ -1987,6 +2185,29 @@
                 <w:lang w:val="en-US"/>
               </w:rPr>
               <w:t>_</w:t>
+            </w:r>
+          </w:p>
+        </w:tc>
+        <w:tc>
+          <w:tcPr>
+            <w:tcW w:w="2268" w:type="dxa"/>
+          </w:tcPr>
+          <w:p>
+            <w:pPr>
+              <w:jc w:val="center"/>
+              <w:rPr>
+                <w:b/>
+                <w:bCs/>
+                <w:lang w:val="en-US"/>
+              </w:rPr>
+            </w:pPr>
+            <w:r>
+              <w:rPr>
+                <w:b/>
+                <w:bCs/>
+                <w:lang w:val="en-US"/>
+              </w:rPr>
+              <w:t>RED</w:t>
             </w:r>
           </w:p>
         </w:tc>
@@ -2047,7 +2268,7 @@
         </w:trPr>
         <w:tc>
           <w:tcPr>
-            <w:tcW w:w="4815" w:type="dxa"/>
+            <w:tcW w:w="2557" w:type="dxa"/>
           </w:tcPr>
           <w:p>
             <w:pPr>
@@ -2063,11 +2284,28 @@
               </w:rPr>
               <w:t>B05</w:t>
             </w:r>
-            <w:r>
-              <w:rPr>
-                <w:lang w:val="en-US"/>
-              </w:rPr>
-              <w:t xml:space="preserve"> visible and near infrared (VNIR)</w:t>
+          </w:p>
+        </w:tc>
+        <w:tc>
+          <w:tcPr>
+            <w:tcW w:w="2268" w:type="dxa"/>
+          </w:tcPr>
+          <w:p>
+            <w:pPr>
+              <w:jc w:val="center"/>
+              <w:rPr>
+                <w:b/>
+                <w:bCs/>
+                <w:lang w:val="en-US"/>
+              </w:rPr>
+            </w:pPr>
+            <w:r>
+              <w:rPr>
+                <w:b/>
+                <w:bCs/>
+                <w:lang w:val="en-US"/>
+              </w:rPr>
+              <w:t>RE1</w:t>
             </w:r>
           </w:p>
         </w:tc>
@@ -2136,7 +2374,7 @@
         </w:trPr>
         <w:tc>
           <w:tcPr>
-            <w:tcW w:w="4815" w:type="dxa"/>
+            <w:tcW w:w="2557" w:type="dxa"/>
           </w:tcPr>
           <w:p>
             <w:pPr>
@@ -2152,11 +2390,28 @@
               </w:rPr>
               <w:t>B06</w:t>
             </w:r>
-            <w:r>
-              <w:rPr>
-                <w:lang w:val="en-US"/>
-              </w:rPr>
-              <w:t xml:space="preserve"> visible and near infrared (VNIR)</w:t>
+          </w:p>
+        </w:tc>
+        <w:tc>
+          <w:tcPr>
+            <w:tcW w:w="2268" w:type="dxa"/>
+          </w:tcPr>
+          <w:p>
+            <w:pPr>
+              <w:jc w:val="center"/>
+              <w:rPr>
+                <w:b/>
+                <w:bCs/>
+                <w:lang w:val="en-US"/>
+              </w:rPr>
+            </w:pPr>
+            <w:r>
+              <w:rPr>
+                <w:b/>
+                <w:bCs/>
+                <w:lang w:val="en-US"/>
+              </w:rPr>
+              <w:t>RE2</w:t>
             </w:r>
           </w:p>
         </w:tc>
@@ -2225,7 +2480,7 @@
         </w:trPr>
         <w:tc>
           <w:tcPr>
-            <w:tcW w:w="4815" w:type="dxa"/>
+            <w:tcW w:w="2557" w:type="dxa"/>
           </w:tcPr>
           <w:p>
             <w:pPr>
@@ -2241,11 +2496,28 @@
               </w:rPr>
               <w:t>B07</w:t>
             </w:r>
-            <w:r>
-              <w:rPr>
-                <w:lang w:val="en-US"/>
-              </w:rPr>
-              <w:t xml:space="preserve"> visible and near infrared (VNIR)</w:t>
+          </w:p>
+        </w:tc>
+        <w:tc>
+          <w:tcPr>
+            <w:tcW w:w="2268" w:type="dxa"/>
+          </w:tcPr>
+          <w:p>
+            <w:pPr>
+              <w:jc w:val="center"/>
+              <w:rPr>
+                <w:b/>
+                <w:bCs/>
+                <w:lang w:val="en-US"/>
+              </w:rPr>
+            </w:pPr>
+            <w:r>
+              <w:rPr>
+                <w:b/>
+                <w:bCs/>
+                <w:lang w:val="en-US"/>
+              </w:rPr>
+              <w:t>RE3</w:t>
             </w:r>
           </w:p>
         </w:tc>
@@ -2303,31 +2575,7 @@
               <w:rPr>
                 <w:lang w:val="en-US"/>
               </w:rPr>
-              <w:t xml:space="preserve"> (76</w:t>
-            </w:r>
-            <w:r>
-              <w:rPr>
-                <w:lang w:val="en-US"/>
-              </w:rPr>
-              <w:t>6</w:t>
-            </w:r>
-            <w:r>
-              <w:rPr>
-                <w:lang w:val="en-US"/>
-              </w:rPr>
-              <w:t xml:space="preserve"> - 79</w:t>
-            </w:r>
-            <w:r>
-              <w:rPr>
-                <w:lang w:val="en-US"/>
-              </w:rPr>
-              <w:t>4</w:t>
-            </w:r>
-            <w:r>
-              <w:rPr>
-                <w:lang w:val="en-US"/>
-              </w:rPr>
-              <w:t>)</w:t>
+              <w:t xml:space="preserve"> (766 - 794)</w:t>
             </w:r>
           </w:p>
         </w:tc>
@@ -2338,7 +2586,7 @@
         </w:trPr>
         <w:tc>
           <w:tcPr>
-            <w:tcW w:w="4815" w:type="dxa"/>
+            <w:tcW w:w="2557" w:type="dxa"/>
           </w:tcPr>
           <w:p>
             <w:pPr>
@@ -2354,11 +2602,28 @@
               </w:rPr>
               <w:t>B08</w:t>
             </w:r>
-            <w:r>
-              <w:rPr>
-                <w:lang w:val="en-US"/>
-              </w:rPr>
-              <w:t xml:space="preserve"> visible and near infrared (VNIR)</w:t>
+          </w:p>
+        </w:tc>
+        <w:tc>
+          <w:tcPr>
+            <w:tcW w:w="2268" w:type="dxa"/>
+          </w:tcPr>
+          <w:p>
+            <w:pPr>
+              <w:jc w:val="center"/>
+              <w:rPr>
+                <w:b/>
+                <w:bCs/>
+                <w:lang w:val="en-US"/>
+              </w:rPr>
+            </w:pPr>
+            <w:r>
+              <w:rPr>
+                <w:b/>
+                <w:bCs/>
+                <w:lang w:val="en-US"/>
+              </w:rPr>
+              <w:t>NIR1</w:t>
             </w:r>
           </w:p>
         </w:tc>
@@ -2416,19 +2681,7 @@
               <w:rPr>
                 <w:lang w:val="en-US"/>
               </w:rPr>
-              <w:t xml:space="preserve"> (7</w:t>
-            </w:r>
-            <w:r>
-              <w:rPr>
-                <w:lang w:val="en-US"/>
-              </w:rPr>
-              <w:t>74</w:t>
-            </w:r>
-            <w:r>
-              <w:rPr>
-                <w:lang w:val="en-US"/>
-              </w:rPr>
-              <w:t xml:space="preserve"> - 907)</w:t>
+              <w:t xml:space="preserve"> (774 - 907)</w:t>
             </w:r>
           </w:p>
         </w:tc>
@@ -2439,7 +2692,7 @@
         </w:trPr>
         <w:tc>
           <w:tcPr>
-            <w:tcW w:w="4815" w:type="dxa"/>
+            <w:tcW w:w="2557" w:type="dxa"/>
           </w:tcPr>
           <w:p>
             <w:pPr>
@@ -2455,11 +2708,28 @@
               </w:rPr>
               <w:t>B8A</w:t>
             </w:r>
-            <w:r>
-              <w:rPr>
-                <w:lang w:val="en-US"/>
-              </w:rPr>
-              <w:t xml:space="preserve"> visible and near infrared (VNIR)</w:t>
+          </w:p>
+        </w:tc>
+        <w:tc>
+          <w:tcPr>
+            <w:tcW w:w="2268" w:type="dxa"/>
+          </w:tcPr>
+          <w:p>
+            <w:pPr>
+              <w:jc w:val="center"/>
+              <w:rPr>
+                <w:b/>
+                <w:bCs/>
+                <w:lang w:val="en-US"/>
+              </w:rPr>
+            </w:pPr>
+            <w:r>
+              <w:rPr>
+                <w:b/>
+                <w:bCs/>
+                <w:lang w:val="en-US"/>
+              </w:rPr>
+              <w:t>NIR2</w:t>
             </w:r>
           </w:p>
         </w:tc>
@@ -2517,31 +2787,7 @@
               <w:rPr>
                 <w:lang w:val="en-US"/>
               </w:rPr>
-              <w:t xml:space="preserve"> (8</w:t>
-            </w:r>
-            <w:r>
-              <w:rPr>
-                <w:lang w:val="en-US"/>
-              </w:rPr>
-              <w:t>48</w:t>
-            </w:r>
-            <w:r>
-              <w:rPr>
-                <w:lang w:val="en-US"/>
-              </w:rPr>
-              <w:t xml:space="preserve"> - 88</w:t>
-            </w:r>
-            <w:r>
-              <w:rPr>
-                <w:lang w:val="en-US"/>
-              </w:rPr>
-              <w:t>0</w:t>
-            </w:r>
-            <w:r>
-              <w:rPr>
-                <w:lang w:val="en-US"/>
-              </w:rPr>
-              <w:t>)</w:t>
+              <w:t xml:space="preserve"> (848 - 880)</w:t>
             </w:r>
           </w:p>
         </w:tc>
@@ -2552,7 +2798,7 @@
         </w:trPr>
         <w:tc>
           <w:tcPr>
-            <w:tcW w:w="4815" w:type="dxa"/>
+            <w:tcW w:w="2557" w:type="dxa"/>
           </w:tcPr>
           <w:p>
             <w:pPr>
@@ -2568,41 +2814,28 @@
               </w:rPr>
               <w:t>B09</w:t>
             </w:r>
-            <w:r>
-              <w:rPr>
-                <w:lang w:val="en-US"/>
-              </w:rPr>
-              <w:t xml:space="preserve"> s</w:t>
-            </w:r>
-            <w:r>
-              <w:rPr>
-                <w:lang w:val="en-US"/>
-              </w:rPr>
-              <w:t xml:space="preserve">hort </w:t>
-            </w:r>
-            <w:r>
-              <w:rPr>
-                <w:lang w:val="en-US"/>
-              </w:rPr>
-              <w:t>w</w:t>
-            </w:r>
-            <w:r>
-              <w:rPr>
-                <w:lang w:val="en-US"/>
-              </w:rPr>
-              <w:t xml:space="preserve">ave </w:t>
-            </w:r>
-            <w:r>
-              <w:rPr>
-                <w:lang w:val="en-US"/>
-              </w:rPr>
-              <w:t>i</w:t>
-            </w:r>
-            <w:r>
-              <w:rPr>
-                <w:lang w:val="en-US"/>
-              </w:rPr>
-              <w:t>nfrared (SWIR)</w:t>
+          </w:p>
+        </w:tc>
+        <w:tc>
+          <w:tcPr>
+            <w:tcW w:w="2268" w:type="dxa"/>
+          </w:tcPr>
+          <w:p>
+            <w:pPr>
+              <w:jc w:val="center"/>
+              <w:rPr>
+                <w:b/>
+                <w:bCs/>
+                <w:lang w:val="en-US"/>
+              </w:rPr>
+            </w:pPr>
+            <w:r>
+              <w:rPr>
+                <w:b/>
+                <w:bCs/>
+                <w:lang w:val="en-US"/>
+              </w:rPr>
+              <w:t>WV</w:t>
             </w:r>
           </w:p>
         </w:tc>
@@ -2660,31 +2893,7 @@
               <w:rPr>
                 <w:lang w:val="en-US"/>
               </w:rPr>
-              <w:t xml:space="preserve"> (93</w:t>
-            </w:r>
-            <w:r>
-              <w:rPr>
-                <w:lang w:val="en-US"/>
-              </w:rPr>
-              <w:t>0</w:t>
-            </w:r>
-            <w:r>
-              <w:rPr>
-                <w:lang w:val="en-US"/>
-              </w:rPr>
-              <w:t xml:space="preserve"> - 95</w:t>
-            </w:r>
-            <w:r>
-              <w:rPr>
-                <w:lang w:val="en-US"/>
-              </w:rPr>
-              <w:t>7</w:t>
-            </w:r>
-            <w:r>
-              <w:rPr>
-                <w:lang w:val="en-US"/>
-              </w:rPr>
-              <w:t>)</w:t>
+              <w:t xml:space="preserve"> (930 - 957)</w:t>
             </w:r>
           </w:p>
         </w:tc>
@@ -2695,7 +2904,7 @@
         </w:trPr>
         <w:tc>
           <w:tcPr>
-            <w:tcW w:w="4815" w:type="dxa"/>
+            <w:tcW w:w="2557" w:type="dxa"/>
           </w:tcPr>
           <w:p>
             <w:pPr>
@@ -2711,41 +2920,28 @@
               </w:rPr>
               <w:t>B10</w:t>
             </w:r>
-            <w:r>
-              <w:rPr>
-                <w:lang w:val="en-US"/>
-              </w:rPr>
-              <w:t xml:space="preserve"> s</w:t>
-            </w:r>
-            <w:r>
-              <w:rPr>
-                <w:lang w:val="en-US"/>
-              </w:rPr>
-              <w:t xml:space="preserve">hort </w:t>
-            </w:r>
-            <w:r>
-              <w:rPr>
-                <w:lang w:val="en-US"/>
-              </w:rPr>
-              <w:t>w</w:t>
-            </w:r>
-            <w:r>
-              <w:rPr>
-                <w:lang w:val="en-US"/>
-              </w:rPr>
-              <w:t xml:space="preserve">ave </w:t>
-            </w:r>
-            <w:r>
-              <w:rPr>
-                <w:lang w:val="en-US"/>
-              </w:rPr>
-              <w:t>i</w:t>
-            </w:r>
-            <w:r>
-              <w:rPr>
-                <w:lang w:val="en-US"/>
-              </w:rPr>
-              <w:t>nfrared (SWIR)</w:t>
+          </w:p>
+        </w:tc>
+        <w:tc>
+          <w:tcPr>
+            <w:tcW w:w="2268" w:type="dxa"/>
+          </w:tcPr>
+          <w:p>
+            <w:pPr>
+              <w:jc w:val="center"/>
+              <w:rPr>
+                <w:b/>
+                <w:bCs/>
+                <w:lang w:val="en-US"/>
+              </w:rPr>
+            </w:pPr>
+            <w:r>
+              <w:rPr>
+                <w:b/>
+                <w:bCs/>
+                <w:lang w:val="en-US"/>
+              </w:rPr>
+              <w:t>SWIR</w:t>
             </w:r>
           </w:p>
         </w:tc>
@@ -2803,31 +2999,7 @@
               <w:rPr>
                 <w:lang w:val="en-US"/>
               </w:rPr>
-              <w:t xml:space="preserve"> (133</w:t>
-            </w:r>
-            <w:r>
-              <w:rPr>
-                <w:lang w:val="en-US"/>
-              </w:rPr>
-              <w:t>9</w:t>
-            </w:r>
-            <w:r>
-              <w:rPr>
-                <w:lang w:val="en-US"/>
-              </w:rPr>
-              <w:t xml:space="preserve"> - 141</w:t>
-            </w:r>
-            <w:r>
-              <w:rPr>
-                <w:lang w:val="en-US"/>
-              </w:rPr>
-              <w:t>5</w:t>
-            </w:r>
-            <w:r>
-              <w:rPr>
-                <w:lang w:val="en-US"/>
-              </w:rPr>
-              <w:t>)</w:t>
+              <w:t xml:space="preserve"> (1339 - 1415)</w:t>
             </w:r>
           </w:p>
         </w:tc>
@@ -2838,7 +3010,7 @@
         </w:trPr>
         <w:tc>
           <w:tcPr>
-            <w:tcW w:w="4815" w:type="dxa"/>
+            <w:tcW w:w="2557" w:type="dxa"/>
           </w:tcPr>
           <w:p>
             <w:pPr>
@@ -2854,41 +3026,28 @@
               </w:rPr>
               <w:t>B11</w:t>
             </w:r>
-            <w:r>
-              <w:rPr>
-                <w:lang w:val="en-US"/>
-              </w:rPr>
-              <w:t xml:space="preserve"> s</w:t>
-            </w:r>
-            <w:r>
-              <w:rPr>
-                <w:lang w:val="en-US"/>
-              </w:rPr>
-              <w:t xml:space="preserve">hort </w:t>
-            </w:r>
-            <w:r>
-              <w:rPr>
-                <w:lang w:val="en-US"/>
-              </w:rPr>
-              <w:t>w</w:t>
-            </w:r>
-            <w:r>
-              <w:rPr>
-                <w:lang w:val="en-US"/>
-              </w:rPr>
-              <w:t xml:space="preserve">ave </w:t>
-            </w:r>
-            <w:r>
-              <w:rPr>
-                <w:lang w:val="en-US"/>
-              </w:rPr>
-              <w:t>i</w:t>
-            </w:r>
-            <w:r>
-              <w:rPr>
-                <w:lang w:val="en-US"/>
-              </w:rPr>
-              <w:t>nfrared (SWIR)</w:t>
+          </w:p>
+        </w:tc>
+        <w:tc>
+          <w:tcPr>
+            <w:tcW w:w="2268" w:type="dxa"/>
+          </w:tcPr>
+          <w:p>
+            <w:pPr>
+              <w:jc w:val="center"/>
+              <w:rPr>
+                <w:b/>
+                <w:bCs/>
+                <w:lang w:val="en-US"/>
+              </w:rPr>
+            </w:pPr>
+            <w:r>
+              <w:rPr>
+                <w:b/>
+                <w:bCs/>
+                <w:lang w:val="en-US"/>
+              </w:rPr>
+              <w:t>SWIR1</w:t>
             </w:r>
           </w:p>
         </w:tc>
@@ -2946,31 +3105,7 @@
               <w:rPr>
                 <w:lang w:val="en-US"/>
               </w:rPr>
-              <w:t xml:space="preserve"> (153</w:t>
-            </w:r>
-            <w:r>
-              <w:rPr>
-                <w:lang w:val="en-US"/>
-              </w:rPr>
-              <w:t>8</w:t>
-            </w:r>
-            <w:r>
-              <w:rPr>
-                <w:lang w:val="en-US"/>
-              </w:rPr>
-              <w:t xml:space="preserve"> - 16</w:t>
-            </w:r>
-            <w:r>
-              <w:rPr>
-                <w:lang w:val="en-US"/>
-              </w:rPr>
-              <w:t>79</w:t>
-            </w:r>
-            <w:r>
-              <w:rPr>
-                <w:lang w:val="en-US"/>
-              </w:rPr>
-              <w:t>)</w:t>
+              <w:t xml:space="preserve"> (1538 - 1679)</w:t>
             </w:r>
           </w:p>
         </w:tc>
@@ -2981,7 +3116,7 @@
         </w:trPr>
         <w:tc>
           <w:tcPr>
-            <w:tcW w:w="4815" w:type="dxa"/>
+            <w:tcW w:w="2557" w:type="dxa"/>
           </w:tcPr>
           <w:p>
             <w:pPr>
@@ -2997,41 +3132,28 @@
               </w:rPr>
               <w:t>B12</w:t>
             </w:r>
-            <w:r>
-              <w:rPr>
-                <w:lang w:val="en-US"/>
-              </w:rPr>
-              <w:t xml:space="preserve"> s</w:t>
-            </w:r>
-            <w:r>
-              <w:rPr>
-                <w:lang w:val="en-US"/>
-              </w:rPr>
-              <w:t xml:space="preserve">hort </w:t>
-            </w:r>
-            <w:r>
-              <w:rPr>
-                <w:lang w:val="en-US"/>
-              </w:rPr>
-              <w:t>w</w:t>
-            </w:r>
-            <w:r>
-              <w:rPr>
-                <w:lang w:val="en-US"/>
-              </w:rPr>
-              <w:t xml:space="preserve">ave </w:t>
-            </w:r>
-            <w:r>
-              <w:rPr>
-                <w:lang w:val="en-US"/>
-              </w:rPr>
-              <w:t>i</w:t>
-            </w:r>
-            <w:r>
-              <w:rPr>
-                <w:lang w:val="en-US"/>
-              </w:rPr>
-              <w:t>nfrared (SWIR)</w:t>
+          </w:p>
+        </w:tc>
+        <w:tc>
+          <w:tcPr>
+            <w:tcW w:w="2268" w:type="dxa"/>
+          </w:tcPr>
+          <w:p>
+            <w:pPr>
+              <w:jc w:val="center"/>
+              <w:rPr>
+                <w:b/>
+                <w:bCs/>
+                <w:lang w:val="en-US"/>
+              </w:rPr>
+            </w:pPr>
+            <w:r>
+              <w:rPr>
+                <w:b/>
+                <w:bCs/>
+                <w:lang w:val="en-US"/>
+              </w:rPr>
+              <w:t>SWIR2</w:t>
             </w:r>
           </w:p>
         </w:tc>
@@ -3089,31 +3211,7 @@
               <w:rPr>
                 <w:lang w:val="en-US"/>
               </w:rPr>
-              <w:t xml:space="preserve"> (20</w:t>
-            </w:r>
-            <w:r>
-              <w:rPr>
-                <w:lang w:val="en-US"/>
-              </w:rPr>
-              <w:t>65</w:t>
-            </w:r>
-            <w:r>
-              <w:rPr>
-                <w:lang w:val="en-US"/>
-              </w:rPr>
-              <w:t xml:space="preserve"> - 23</w:t>
-            </w:r>
-            <w:r>
-              <w:rPr>
-                <w:lang w:val="en-US"/>
-              </w:rPr>
-              <w:t>03</w:t>
-            </w:r>
-            <w:r>
-              <w:rPr>
-                <w:lang w:val="en-US"/>
-              </w:rPr>
-              <w:t>)</w:t>
+              <w:t xml:space="preserve"> (2065 - 2303)</w:t>
             </w:r>
           </w:p>
         </w:tc>
@@ -3134,7 +3232,8 @@
         <w:tblLook w:val="04A0" w:firstRow="1" w:lastRow="0" w:firstColumn="1" w:lastColumn="0" w:noHBand="0" w:noVBand="1"/>
       </w:tblPr>
       <w:tblGrid>
-        <w:gridCol w:w="4815"/>
+        <w:gridCol w:w="2552"/>
+        <w:gridCol w:w="2268"/>
         <w:gridCol w:w="2268"/>
         <w:gridCol w:w="3118"/>
       </w:tblGrid>
@@ -3144,8 +3243,8 @@
         </w:trPr>
         <w:tc>
           <w:tcPr>
-            <w:tcW w:w="10201" w:type="dxa"/>
-            <w:gridSpan w:val="3"/>
+            <w:tcW w:w="10206" w:type="dxa"/>
+            <w:gridSpan w:val="4"/>
           </w:tcPr>
           <w:p>
             <w:pPr>
@@ -3167,17 +3266,7 @@
                 <w:lang w:val="en-US"/>
               </w:rPr>
               <w:lastRenderedPageBreak/>
-              <w:t>Landsat</w:t>
-            </w:r>
-            <w:r>
-              <w:rPr>
-                <w:b/>
-                <w:bCs/>
-                <w:sz w:val="40"/>
-                <w:szCs w:val="40"/>
-                <w:lang w:val="en-US"/>
-              </w:rPr>
-              <w:t xml:space="preserve"> 8</w:t>
+              <w:t>Landsat 8</w:t>
             </w:r>
             <w:r>
               <w:rPr>
@@ -3198,7 +3287,7 @@
         </w:trPr>
         <w:tc>
           <w:tcPr>
-            <w:tcW w:w="4815" w:type="dxa"/>
+            <w:tcW w:w="2552" w:type="dxa"/>
           </w:tcPr>
           <w:p>
             <w:pPr>
@@ -3212,6 +3301,53 @@
                 <w:lang w:val="en-US"/>
               </w:rPr>
             </w:pPr>
+            <w:r>
+              <w:rPr>
+                <w:i/>
+                <w:iCs/>
+                <w:lang w:val="en-US"/>
+              </w:rPr>
+              <w:t xml:space="preserve">Origin </w:t>
+            </w:r>
+            <w:r>
+              <w:rPr>
+                <w:i/>
+                <w:iCs/>
+                <w:lang w:val="en-US"/>
+              </w:rPr>
+              <w:t>Name</w:t>
+            </w:r>
+          </w:p>
+        </w:tc>
+        <w:tc>
+          <w:tcPr>
+            <w:tcW w:w="2268" w:type="dxa"/>
+          </w:tcPr>
+          <w:p>
+            <w:pPr>
+              <w:jc w:val="center"/>
+              <w:rPr>
+                <w:i/>
+                <w:iCs/>
+                <w:lang w:val="en-US"/>
+              </w:rPr>
+            </w:pPr>
+            <w:r>
+              <w:rPr>
+                <w:i/>
+                <w:iCs/>
+                <w:lang w:val="en-US"/>
+              </w:rPr>
+              <w:t>Math</w:t>
+            </w:r>
+            <w:r>
+              <w:rPr>
+                <w:i/>
+                <w:iCs/>
+                <w:lang w:val="en-US"/>
+              </w:rPr>
+              <w:t xml:space="preserve"> </w:t>
+            </w:r>
             <w:r>
               <w:rPr>
                 <w:i/>
@@ -3293,7 +3429,7 @@
         </w:trPr>
         <w:tc>
           <w:tcPr>
-            <w:tcW w:w="4815" w:type="dxa"/>
+            <w:tcW w:w="2552" w:type="dxa"/>
           </w:tcPr>
           <w:p>
             <w:pPr>
@@ -3309,11 +3445,28 @@
               </w:rPr>
               <w:t>B01</w:t>
             </w:r>
-            <w:r>
-              <w:rPr>
-                <w:lang w:val="en-US"/>
-              </w:rPr>
-              <w:t xml:space="preserve"> aerosol</w:t>
+          </w:p>
+        </w:tc>
+        <w:tc>
+          <w:tcPr>
+            <w:tcW w:w="2268" w:type="dxa"/>
+          </w:tcPr>
+          <w:p>
+            <w:pPr>
+              <w:jc w:val="center"/>
+              <w:rPr>
+                <w:b/>
+                <w:bCs/>
+                <w:lang w:val="en-US"/>
+              </w:rPr>
+            </w:pPr>
+            <w:r>
+              <w:rPr>
+                <w:b/>
+                <w:bCs/>
+                <w:lang w:val="en-US"/>
+              </w:rPr>
+              <w:t>AER</w:t>
             </w:r>
           </w:p>
         </w:tc>
@@ -3366,7 +3519,7 @@
         </w:trPr>
         <w:tc>
           <w:tcPr>
-            <w:tcW w:w="4815" w:type="dxa"/>
+            <w:tcW w:w="2552" w:type="dxa"/>
           </w:tcPr>
           <w:p>
             <w:pPr>
@@ -3388,27 +3541,35 @@
               </w:rPr>
               <w:t xml:space="preserve"> </w:t>
             </w:r>
-            <w:proofErr w:type="gramStart"/>
-            <w:r>
-              <w:rPr>
-                <w:lang w:val="en-US"/>
-              </w:rPr>
-              <w:t xml:space="preserve">blue  </w:t>
-            </w:r>
             <w:r>
               <w:rPr>
                 <w:shd w:val="clear" w:color="auto" w:fill="0070C0"/>
                 <w:lang w:val="en-US"/>
               </w:rPr>
-              <w:t>_</w:t>
-            </w:r>
-            <w:proofErr w:type="gramEnd"/>
-            <w:r>
-              <w:rPr>
-                <w:shd w:val="clear" w:color="auto" w:fill="0070C0"/>
-                <w:lang w:val="en-US"/>
-              </w:rPr>
-              <w:t>__</w:t>
+              <w:t>___</w:t>
+            </w:r>
+          </w:p>
+        </w:tc>
+        <w:tc>
+          <w:tcPr>
+            <w:tcW w:w="2268" w:type="dxa"/>
+          </w:tcPr>
+          <w:p>
+            <w:pPr>
+              <w:jc w:val="center"/>
+              <w:rPr>
+                <w:b/>
+                <w:bCs/>
+                <w:lang w:val="en-US"/>
+              </w:rPr>
+            </w:pPr>
+            <w:r>
+              <w:rPr>
+                <w:b/>
+                <w:bCs/>
+                <w:lang w:val="en-US"/>
+              </w:rPr>
+              <w:t>BLUE</w:t>
             </w:r>
           </w:p>
         </w:tc>
@@ -3461,7 +3622,7 @@
         </w:trPr>
         <w:tc>
           <w:tcPr>
-            <w:tcW w:w="4815" w:type="dxa"/>
+            <w:tcW w:w="2552" w:type="dxa"/>
           </w:tcPr>
           <w:p>
             <w:pPr>
@@ -3481,7 +3642,7 @@
               <w:rPr>
                 <w:lang w:val="en-US"/>
               </w:rPr>
-              <w:t xml:space="preserve"> green</w:t>
+              <w:t xml:space="preserve"> </w:t>
             </w:r>
             <w:r>
               <w:rPr>
@@ -3489,6 +3650,29 @@
                 <w:lang w:val="en-US"/>
               </w:rPr>
               <w:t>___</w:t>
+            </w:r>
+          </w:p>
+        </w:tc>
+        <w:tc>
+          <w:tcPr>
+            <w:tcW w:w="2268" w:type="dxa"/>
+          </w:tcPr>
+          <w:p>
+            <w:pPr>
+              <w:jc w:val="center"/>
+              <w:rPr>
+                <w:b/>
+                <w:bCs/>
+                <w:lang w:val="en-US"/>
+              </w:rPr>
+            </w:pPr>
+            <w:r>
+              <w:rPr>
+                <w:b/>
+                <w:bCs/>
+                <w:lang w:val="en-US"/>
+              </w:rPr>
+              <w:t>GREEN</w:t>
             </w:r>
           </w:p>
         </w:tc>
@@ -3541,7 +3725,7 @@
         </w:trPr>
         <w:tc>
           <w:tcPr>
-            <w:tcW w:w="4815" w:type="dxa"/>
+            <w:tcW w:w="2552" w:type="dxa"/>
           </w:tcPr>
           <w:p>
             <w:pPr>
@@ -3561,7 +3745,7 @@
               <w:rPr>
                 <w:lang w:val="en-US"/>
               </w:rPr>
-              <w:t xml:space="preserve"> red    </w:t>
+              <w:t xml:space="preserve"> </w:t>
             </w:r>
             <w:r>
               <w:rPr>
@@ -3576,6 +3760,29 @@
                 <w:lang w:val="en-US"/>
               </w:rPr>
               <w:t>_</w:t>
+            </w:r>
+          </w:p>
+        </w:tc>
+        <w:tc>
+          <w:tcPr>
+            <w:tcW w:w="2268" w:type="dxa"/>
+          </w:tcPr>
+          <w:p>
+            <w:pPr>
+              <w:jc w:val="center"/>
+              <w:rPr>
+                <w:b/>
+                <w:bCs/>
+                <w:lang w:val="en-US"/>
+              </w:rPr>
+            </w:pPr>
+            <w:r>
+              <w:rPr>
+                <w:b/>
+                <w:bCs/>
+                <w:lang w:val="en-US"/>
+              </w:rPr>
+              <w:t>RED</w:t>
             </w:r>
           </w:p>
         </w:tc>
@@ -3628,7 +3835,7 @@
         </w:trPr>
         <w:tc>
           <w:tcPr>
-            <w:tcW w:w="4815" w:type="dxa"/>
+            <w:tcW w:w="2552" w:type="dxa"/>
           </w:tcPr>
           <w:p>
             <w:pPr>
@@ -3648,7 +3855,30 @@
               <w:rPr>
                 <w:lang w:val="en-US"/>
               </w:rPr>
-              <w:t xml:space="preserve"> visible and near infrared (NIR)</w:t>
+              <w:t xml:space="preserve"> </w:t>
+            </w:r>
+          </w:p>
+        </w:tc>
+        <w:tc>
+          <w:tcPr>
+            <w:tcW w:w="2268" w:type="dxa"/>
+          </w:tcPr>
+          <w:p>
+            <w:pPr>
+              <w:jc w:val="center"/>
+              <w:rPr>
+                <w:b/>
+                <w:bCs/>
+                <w:lang w:val="en-US"/>
+              </w:rPr>
+            </w:pPr>
+            <w:r>
+              <w:rPr>
+                <w:b/>
+                <w:bCs/>
+                <w:lang w:val="en-US"/>
+              </w:rPr>
+              <w:t>NIR1</w:t>
             </w:r>
           </w:p>
         </w:tc>
@@ -3701,7 +3931,7 @@
         </w:trPr>
         <w:tc>
           <w:tcPr>
-            <w:tcW w:w="4815" w:type="dxa"/>
+            <w:tcW w:w="2552" w:type="dxa"/>
           </w:tcPr>
           <w:p>
             <w:pPr>
@@ -3721,7 +3951,30 @@
               <w:rPr>
                 <w:lang w:val="en-US"/>
               </w:rPr>
-              <w:t xml:space="preserve"> visible and near infrared (SWIR 1)</w:t>
+              <w:t xml:space="preserve"> </w:t>
+            </w:r>
+          </w:p>
+        </w:tc>
+        <w:tc>
+          <w:tcPr>
+            <w:tcW w:w="2268" w:type="dxa"/>
+          </w:tcPr>
+          <w:p>
+            <w:pPr>
+              <w:jc w:val="center"/>
+              <w:rPr>
+                <w:b/>
+                <w:bCs/>
+                <w:lang w:val="en-US"/>
+              </w:rPr>
+            </w:pPr>
+            <w:r>
+              <w:rPr>
+                <w:b/>
+                <w:bCs/>
+                <w:lang w:val="en-US"/>
+              </w:rPr>
+              <w:t>SWIR1</w:t>
             </w:r>
           </w:p>
         </w:tc>
@@ -3774,7 +4027,7 @@
         </w:trPr>
         <w:tc>
           <w:tcPr>
-            <w:tcW w:w="4815" w:type="dxa"/>
+            <w:tcW w:w="2552" w:type="dxa"/>
           </w:tcPr>
           <w:p>
             <w:pPr>
@@ -3794,7 +4047,30 @@
               <w:rPr>
                 <w:lang w:val="en-US"/>
               </w:rPr>
-              <w:t xml:space="preserve"> visible and near infrared (SWIR 2)</w:t>
+              <w:t xml:space="preserve"> </w:t>
+            </w:r>
+          </w:p>
+        </w:tc>
+        <w:tc>
+          <w:tcPr>
+            <w:tcW w:w="2268" w:type="dxa"/>
+          </w:tcPr>
+          <w:p>
+            <w:pPr>
+              <w:jc w:val="center"/>
+              <w:rPr>
+                <w:b/>
+                <w:bCs/>
+                <w:lang w:val="en-US"/>
+              </w:rPr>
+            </w:pPr>
+            <w:r>
+              <w:rPr>
+                <w:b/>
+                <w:bCs/>
+                <w:lang w:val="en-US"/>
+              </w:rPr>
+              <w:t>SWIR2</w:t>
             </w:r>
           </w:p>
         </w:tc>
@@ -3844,7 +4120,7 @@
         </w:trPr>
         <w:tc>
           <w:tcPr>
-            <w:tcW w:w="4815" w:type="dxa"/>
+            <w:tcW w:w="2552" w:type="dxa"/>
           </w:tcPr>
           <w:p>
             <w:pPr>
@@ -3864,7 +4140,36 @@
               <w:rPr>
                 <w:lang w:val="en-US"/>
               </w:rPr>
-              <w:t xml:space="preserve"> panchromatic</w:t>
+              <w:t xml:space="preserve"> </w:t>
+            </w:r>
+            <w:r>
+              <w:rPr>
+                <w:lang w:val="en-US"/>
+              </w:rPr>
+              <w:t>panchromatic</w:t>
+            </w:r>
+          </w:p>
+        </w:tc>
+        <w:tc>
+          <w:tcPr>
+            <w:tcW w:w="2268" w:type="dxa"/>
+          </w:tcPr>
+          <w:p>
+            <w:pPr>
+              <w:jc w:val="center"/>
+              <w:rPr>
+                <w:b/>
+                <w:bCs/>
+                <w:lang w:val="en-US"/>
+              </w:rPr>
+            </w:pPr>
+            <w:r>
+              <w:rPr>
+                <w:b/>
+                <w:bCs/>
+                <w:lang w:val="en-US"/>
+              </w:rPr>
+              <w:t>-</w:t>
             </w:r>
           </w:p>
         </w:tc>
@@ -3917,7 +4222,7 @@
         </w:trPr>
         <w:tc>
           <w:tcPr>
-            <w:tcW w:w="4815" w:type="dxa"/>
+            <w:tcW w:w="2552" w:type="dxa"/>
           </w:tcPr>
           <w:p>
             <w:pPr>
@@ -3937,7 +4242,30 @@
               <w:rPr>
                 <w:lang w:val="en-US"/>
               </w:rPr>
-              <w:t xml:space="preserve"> Cirrus</w:t>
+              <w:t xml:space="preserve"> </w:t>
+            </w:r>
+          </w:p>
+        </w:tc>
+        <w:tc>
+          <w:tcPr>
+            <w:tcW w:w="2268" w:type="dxa"/>
+          </w:tcPr>
+          <w:p>
+            <w:pPr>
+              <w:jc w:val="center"/>
+              <w:rPr>
+                <w:b/>
+                <w:bCs/>
+                <w:lang w:val="en-US"/>
+              </w:rPr>
+            </w:pPr>
+            <w:r>
+              <w:rPr>
+                <w:b/>
+                <w:bCs/>
+                <w:lang w:val="en-US"/>
+              </w:rPr>
+              <w:t>SWIR</w:t>
             </w:r>
           </w:p>
         </w:tc>
@@ -3990,7 +4318,7 @@
         </w:trPr>
         <w:tc>
           <w:tcPr>
-            <w:tcW w:w="4815" w:type="dxa"/>
+            <w:tcW w:w="2552" w:type="dxa"/>
           </w:tcPr>
           <w:p>
             <w:pPr>
@@ -4010,7 +4338,30 @@
               <w:rPr>
                 <w:lang w:val="en-US"/>
               </w:rPr>
-              <w:t xml:space="preserve"> Thermal</w:t>
+              <w:t xml:space="preserve"> </w:t>
+            </w:r>
+          </w:p>
+        </w:tc>
+        <w:tc>
+          <w:tcPr>
+            <w:tcW w:w="2268" w:type="dxa"/>
+          </w:tcPr>
+          <w:p>
+            <w:pPr>
+              <w:jc w:val="center"/>
+              <w:rPr>
+                <w:b/>
+                <w:bCs/>
+                <w:lang w:val="en-US"/>
+              </w:rPr>
+            </w:pPr>
+            <w:r>
+              <w:rPr>
+                <w:b/>
+                <w:bCs/>
+                <w:lang w:val="en-US"/>
+              </w:rPr>
+              <w:t>-</w:t>
             </w:r>
           </w:p>
         </w:tc>
@@ -4063,7 +4414,7 @@
         </w:trPr>
         <w:tc>
           <w:tcPr>
-            <w:tcW w:w="4815" w:type="dxa"/>
+            <w:tcW w:w="2552" w:type="dxa"/>
           </w:tcPr>
           <w:p>
             <w:pPr>
@@ -4083,7 +4434,30 @@
               <w:rPr>
                 <w:lang w:val="en-US"/>
               </w:rPr>
-              <w:t xml:space="preserve"> Thermal</w:t>
+              <w:t xml:space="preserve"> </w:t>
+            </w:r>
+          </w:p>
+        </w:tc>
+        <w:tc>
+          <w:tcPr>
+            <w:tcW w:w="2268" w:type="dxa"/>
+          </w:tcPr>
+          <w:p>
+            <w:pPr>
+              <w:jc w:val="center"/>
+              <w:rPr>
+                <w:b/>
+                <w:bCs/>
+                <w:lang w:val="en-US"/>
+              </w:rPr>
+            </w:pPr>
+            <w:r>
+              <w:rPr>
+                <w:b/>
+                <w:bCs/>
+                <w:lang w:val="en-US"/>
+              </w:rPr>
+              <w:t>-</w:t>
             </w:r>
           </w:p>
         </w:tc>
@@ -4153,7 +4527,8 @@
         <w:tblLook w:val="04A0" w:firstRow="1" w:lastRow="0" w:firstColumn="1" w:lastColumn="0" w:noHBand="0" w:noVBand="1"/>
       </w:tblPr>
       <w:tblGrid>
-        <w:gridCol w:w="4815"/>
+        <w:gridCol w:w="2410"/>
+        <w:gridCol w:w="2268"/>
         <w:gridCol w:w="2268"/>
         <w:gridCol w:w="3118"/>
       </w:tblGrid>
@@ -4163,8 +4538,8 @@
         </w:trPr>
         <w:tc>
           <w:tcPr>
-            <w:tcW w:w="10201" w:type="dxa"/>
-            <w:gridSpan w:val="3"/>
+            <w:tcW w:w="10064" w:type="dxa"/>
+            <w:gridSpan w:val="4"/>
           </w:tcPr>
           <w:p>
             <w:pPr>
@@ -4185,17 +4560,7 @@
                 <w:szCs w:val="40"/>
                 <w:lang w:val="en-US"/>
               </w:rPr>
-              <w:t xml:space="preserve">Landsat </w:t>
-            </w:r>
-            <w:r>
-              <w:rPr>
-                <w:b/>
-                <w:bCs/>
-                <w:sz w:val="40"/>
-                <w:szCs w:val="40"/>
-                <w:lang w:val="en-US"/>
-              </w:rPr>
-              <w:t>9</w:t>
+              <w:t>Landsat 9</w:t>
             </w:r>
             <w:r>
               <w:rPr>
@@ -4216,7 +4581,7 @@
         </w:trPr>
         <w:tc>
           <w:tcPr>
-            <w:tcW w:w="4815" w:type="dxa"/>
+            <w:tcW w:w="2410" w:type="dxa"/>
           </w:tcPr>
           <w:p>
             <w:pPr>
@@ -4230,6 +4595,53 @@
                 <w:lang w:val="en-US"/>
               </w:rPr>
             </w:pPr>
+            <w:r>
+              <w:rPr>
+                <w:i/>
+                <w:iCs/>
+                <w:lang w:val="en-US"/>
+              </w:rPr>
+              <w:t xml:space="preserve">Origin </w:t>
+            </w:r>
+            <w:r>
+              <w:rPr>
+                <w:i/>
+                <w:iCs/>
+                <w:lang w:val="en-US"/>
+              </w:rPr>
+              <w:t>Name</w:t>
+            </w:r>
+          </w:p>
+        </w:tc>
+        <w:tc>
+          <w:tcPr>
+            <w:tcW w:w="2268" w:type="dxa"/>
+          </w:tcPr>
+          <w:p>
+            <w:pPr>
+              <w:jc w:val="center"/>
+              <w:rPr>
+                <w:i/>
+                <w:iCs/>
+                <w:lang w:val="en-US"/>
+              </w:rPr>
+            </w:pPr>
+            <w:r>
+              <w:rPr>
+                <w:i/>
+                <w:iCs/>
+                <w:lang w:val="en-US"/>
+              </w:rPr>
+              <w:t>Math</w:t>
+            </w:r>
+            <w:r>
+              <w:rPr>
+                <w:i/>
+                <w:iCs/>
+                <w:lang w:val="en-US"/>
+              </w:rPr>
+              <w:t xml:space="preserve"> </w:t>
+            </w:r>
             <w:r>
               <w:rPr>
                 <w:i/>
@@ -4311,7 +4723,7 @@
         </w:trPr>
         <w:tc>
           <w:tcPr>
-            <w:tcW w:w="4815" w:type="dxa"/>
+            <w:tcW w:w="2410" w:type="dxa"/>
           </w:tcPr>
           <w:p>
             <w:pPr>
@@ -4331,7 +4743,30 @@
               <w:rPr>
                 <w:lang w:val="en-US"/>
               </w:rPr>
-              <w:t xml:space="preserve"> aerosol</w:t>
+              <w:t xml:space="preserve"> </w:t>
+            </w:r>
+          </w:p>
+        </w:tc>
+        <w:tc>
+          <w:tcPr>
+            <w:tcW w:w="2268" w:type="dxa"/>
+          </w:tcPr>
+          <w:p>
+            <w:pPr>
+              <w:jc w:val="center"/>
+              <w:rPr>
+                <w:b/>
+                <w:bCs/>
+                <w:lang w:val="en-US"/>
+              </w:rPr>
+            </w:pPr>
+            <w:r>
+              <w:rPr>
+                <w:b/>
+                <w:bCs/>
+                <w:lang w:val="en-US"/>
+              </w:rPr>
+              <w:t>AER</w:t>
             </w:r>
           </w:p>
         </w:tc>
@@ -4373,19 +4808,7 @@
               <w:rPr>
                 <w:lang w:val="en-US"/>
               </w:rPr>
-              <w:t>4</w:t>
-            </w:r>
-            <w:r>
-              <w:rPr>
-                <w:lang w:val="en-US"/>
-              </w:rPr>
-              <w:t>4</w:t>
-            </w:r>
-            <w:r>
-              <w:rPr>
-                <w:lang w:val="en-US"/>
-              </w:rPr>
-              <w:t>3</w:t>
+              <w:t>443</w:t>
             </w:r>
           </w:p>
         </w:tc>
@@ -4396,7 +4819,7 @@
         </w:trPr>
         <w:tc>
           <w:tcPr>
-            <w:tcW w:w="4815" w:type="dxa"/>
+            <w:tcW w:w="2410" w:type="dxa"/>
           </w:tcPr>
           <w:p>
             <w:pPr>
@@ -4418,27 +4841,35 @@
               </w:rPr>
               <w:t xml:space="preserve"> </w:t>
             </w:r>
-            <w:proofErr w:type="gramStart"/>
-            <w:r>
-              <w:rPr>
-                <w:lang w:val="en-US"/>
-              </w:rPr>
-              <w:t xml:space="preserve">blue  </w:t>
-            </w:r>
             <w:r>
               <w:rPr>
                 <w:shd w:val="clear" w:color="auto" w:fill="0070C0"/>
                 <w:lang w:val="en-US"/>
               </w:rPr>
-              <w:t>_</w:t>
-            </w:r>
-            <w:proofErr w:type="gramEnd"/>
-            <w:r>
-              <w:rPr>
-                <w:shd w:val="clear" w:color="auto" w:fill="0070C0"/>
-                <w:lang w:val="en-US"/>
-              </w:rPr>
-              <w:t>__</w:t>
+              <w:t>___</w:t>
+            </w:r>
+          </w:p>
+        </w:tc>
+        <w:tc>
+          <w:tcPr>
+            <w:tcW w:w="2268" w:type="dxa"/>
+          </w:tcPr>
+          <w:p>
+            <w:pPr>
+              <w:jc w:val="center"/>
+              <w:rPr>
+                <w:b/>
+                <w:bCs/>
+                <w:lang w:val="en-US"/>
+              </w:rPr>
+            </w:pPr>
+            <w:r>
+              <w:rPr>
+                <w:b/>
+                <w:bCs/>
+                <w:lang w:val="en-US"/>
+              </w:rPr>
+              <w:t>BLUE</w:t>
             </w:r>
           </w:p>
         </w:tc>
@@ -4491,7 +4922,7 @@
         </w:trPr>
         <w:tc>
           <w:tcPr>
-            <w:tcW w:w="4815" w:type="dxa"/>
+            <w:tcW w:w="2410" w:type="dxa"/>
           </w:tcPr>
           <w:p>
             <w:pPr>
@@ -4511,7 +4942,7 @@
               <w:rPr>
                 <w:lang w:val="en-US"/>
               </w:rPr>
-              <w:t xml:space="preserve"> green</w:t>
+              <w:t xml:space="preserve"> </w:t>
             </w:r>
             <w:r>
               <w:rPr>
@@ -4519,6 +4950,29 @@
                 <w:lang w:val="en-US"/>
               </w:rPr>
               <w:t>___</w:t>
+            </w:r>
+          </w:p>
+        </w:tc>
+        <w:tc>
+          <w:tcPr>
+            <w:tcW w:w="2268" w:type="dxa"/>
+          </w:tcPr>
+          <w:p>
+            <w:pPr>
+              <w:jc w:val="center"/>
+              <w:rPr>
+                <w:b/>
+                <w:bCs/>
+                <w:lang w:val="en-US"/>
+              </w:rPr>
+            </w:pPr>
+            <w:r>
+              <w:rPr>
+                <w:b/>
+                <w:bCs/>
+                <w:lang w:val="en-US"/>
+              </w:rPr>
+              <w:t>GREEN</w:t>
             </w:r>
           </w:p>
         </w:tc>
@@ -4571,7 +5025,7 @@
         </w:trPr>
         <w:tc>
           <w:tcPr>
-            <w:tcW w:w="4815" w:type="dxa"/>
+            <w:tcW w:w="2410" w:type="dxa"/>
           </w:tcPr>
           <w:p>
             <w:pPr>
@@ -4591,7 +5045,7 @@
               <w:rPr>
                 <w:lang w:val="en-US"/>
               </w:rPr>
-              <w:t xml:space="preserve"> red    </w:t>
+              <w:t xml:space="preserve"> </w:t>
             </w:r>
             <w:r>
               <w:rPr>
@@ -4606,6 +5060,29 @@
                 <w:lang w:val="en-US"/>
               </w:rPr>
               <w:t>_</w:t>
+            </w:r>
+          </w:p>
+        </w:tc>
+        <w:tc>
+          <w:tcPr>
+            <w:tcW w:w="2268" w:type="dxa"/>
+          </w:tcPr>
+          <w:p>
+            <w:pPr>
+              <w:jc w:val="center"/>
+              <w:rPr>
+                <w:b/>
+                <w:bCs/>
+                <w:lang w:val="en-US"/>
+              </w:rPr>
+            </w:pPr>
+            <w:r>
+              <w:rPr>
+                <w:b/>
+                <w:bCs/>
+                <w:lang w:val="en-US"/>
+              </w:rPr>
+              <w:t>RED</w:t>
             </w:r>
           </w:p>
         </w:tc>
@@ -4658,7 +5135,7 @@
         </w:trPr>
         <w:tc>
           <w:tcPr>
-            <w:tcW w:w="4815" w:type="dxa"/>
+            <w:tcW w:w="2410" w:type="dxa"/>
           </w:tcPr>
           <w:p>
             <w:pPr>
@@ -4678,7 +5155,30 @@
               <w:rPr>
                 <w:lang w:val="en-US"/>
               </w:rPr>
-              <w:t xml:space="preserve"> visible and near infrared (NIR)</w:t>
+              <w:t xml:space="preserve"> </w:t>
+            </w:r>
+          </w:p>
+        </w:tc>
+        <w:tc>
+          <w:tcPr>
+            <w:tcW w:w="2268" w:type="dxa"/>
+          </w:tcPr>
+          <w:p>
+            <w:pPr>
+              <w:jc w:val="center"/>
+              <w:rPr>
+                <w:b/>
+                <w:bCs/>
+                <w:lang w:val="en-US"/>
+              </w:rPr>
+            </w:pPr>
+            <w:r>
+              <w:rPr>
+                <w:b/>
+                <w:bCs/>
+                <w:lang w:val="en-US"/>
+              </w:rPr>
+              <w:t>NIR1</w:t>
             </w:r>
           </w:p>
         </w:tc>
@@ -4731,7 +5231,7 @@
         </w:trPr>
         <w:tc>
           <w:tcPr>
-            <w:tcW w:w="4815" w:type="dxa"/>
+            <w:tcW w:w="2410" w:type="dxa"/>
           </w:tcPr>
           <w:p>
             <w:pPr>
@@ -4751,7 +5251,30 @@
               <w:rPr>
                 <w:lang w:val="en-US"/>
               </w:rPr>
-              <w:t xml:space="preserve"> visible and near infrared (SWIR 1)</w:t>
+              <w:t xml:space="preserve"> </w:t>
+            </w:r>
+          </w:p>
+        </w:tc>
+        <w:tc>
+          <w:tcPr>
+            <w:tcW w:w="2268" w:type="dxa"/>
+          </w:tcPr>
+          <w:p>
+            <w:pPr>
+              <w:jc w:val="center"/>
+              <w:rPr>
+                <w:b/>
+                <w:bCs/>
+                <w:lang w:val="en-US"/>
+              </w:rPr>
+            </w:pPr>
+            <w:r>
+              <w:rPr>
+                <w:b/>
+                <w:bCs/>
+                <w:lang w:val="en-US"/>
+              </w:rPr>
+              <w:t>SWIR1</w:t>
             </w:r>
           </w:p>
         </w:tc>
@@ -4804,7 +5327,7 @@
         </w:trPr>
         <w:tc>
           <w:tcPr>
-            <w:tcW w:w="4815" w:type="dxa"/>
+            <w:tcW w:w="2410" w:type="dxa"/>
           </w:tcPr>
           <w:p>
             <w:pPr>
@@ -4824,7 +5347,30 @@
               <w:rPr>
                 <w:lang w:val="en-US"/>
               </w:rPr>
-              <w:t xml:space="preserve"> visible and near infrared (SWIR 2)</w:t>
+              <w:t xml:space="preserve"> </w:t>
+            </w:r>
+          </w:p>
+        </w:tc>
+        <w:tc>
+          <w:tcPr>
+            <w:tcW w:w="2268" w:type="dxa"/>
+          </w:tcPr>
+          <w:p>
+            <w:pPr>
+              <w:jc w:val="center"/>
+              <w:rPr>
+                <w:b/>
+                <w:bCs/>
+                <w:lang w:val="en-US"/>
+              </w:rPr>
+            </w:pPr>
+            <w:r>
+              <w:rPr>
+                <w:b/>
+                <w:bCs/>
+                <w:lang w:val="en-US"/>
+              </w:rPr>
+              <w:t>SWIR2</w:t>
             </w:r>
           </w:p>
         </w:tc>
@@ -4874,7 +5420,7 @@
         </w:trPr>
         <w:tc>
           <w:tcPr>
-            <w:tcW w:w="4815" w:type="dxa"/>
+            <w:tcW w:w="2410" w:type="dxa"/>
           </w:tcPr>
           <w:p>
             <w:pPr>
@@ -4895,6 +5441,29 @@
                 <w:lang w:val="en-US"/>
               </w:rPr>
               <w:t xml:space="preserve"> panchromatic</w:t>
+            </w:r>
+          </w:p>
+        </w:tc>
+        <w:tc>
+          <w:tcPr>
+            <w:tcW w:w="2268" w:type="dxa"/>
+          </w:tcPr>
+          <w:p>
+            <w:pPr>
+              <w:jc w:val="center"/>
+              <w:rPr>
+                <w:b/>
+                <w:bCs/>
+                <w:lang w:val="en-US"/>
+              </w:rPr>
+            </w:pPr>
+            <w:r>
+              <w:rPr>
+                <w:b/>
+                <w:bCs/>
+                <w:lang w:val="en-US"/>
+              </w:rPr>
+              <w:t>-</w:t>
             </w:r>
           </w:p>
         </w:tc>
@@ -4947,7 +5516,7 @@
         </w:trPr>
         <w:tc>
           <w:tcPr>
-            <w:tcW w:w="4815" w:type="dxa"/>
+            <w:tcW w:w="2410" w:type="dxa"/>
           </w:tcPr>
           <w:p>
             <w:pPr>
@@ -4967,7 +5536,30 @@
               <w:rPr>
                 <w:lang w:val="en-US"/>
               </w:rPr>
-              <w:t xml:space="preserve"> Cirrus</w:t>
+              <w:t xml:space="preserve"> </w:t>
+            </w:r>
+          </w:p>
+        </w:tc>
+        <w:tc>
+          <w:tcPr>
+            <w:tcW w:w="2268" w:type="dxa"/>
+          </w:tcPr>
+          <w:p>
+            <w:pPr>
+              <w:jc w:val="center"/>
+              <w:rPr>
+                <w:b/>
+                <w:bCs/>
+                <w:lang w:val="en-US"/>
+              </w:rPr>
+            </w:pPr>
+            <w:r>
+              <w:rPr>
+                <w:b/>
+                <w:bCs/>
+                <w:lang w:val="en-US"/>
+              </w:rPr>
+              <w:t>SWIR</w:t>
             </w:r>
           </w:p>
         </w:tc>
@@ -5020,7 +5612,7 @@
         </w:trPr>
         <w:tc>
           <w:tcPr>
-            <w:tcW w:w="4815" w:type="dxa"/>
+            <w:tcW w:w="2410" w:type="dxa"/>
           </w:tcPr>
           <w:p>
             <w:pPr>
@@ -5040,7 +5632,30 @@
               <w:rPr>
                 <w:lang w:val="en-US"/>
               </w:rPr>
-              <w:t xml:space="preserve"> Thermal</w:t>
+              <w:t xml:space="preserve"> </w:t>
+            </w:r>
+          </w:p>
+        </w:tc>
+        <w:tc>
+          <w:tcPr>
+            <w:tcW w:w="2268" w:type="dxa"/>
+          </w:tcPr>
+          <w:p>
+            <w:pPr>
+              <w:jc w:val="center"/>
+              <w:rPr>
+                <w:b/>
+                <w:bCs/>
+                <w:lang w:val="en-US"/>
+              </w:rPr>
+            </w:pPr>
+            <w:r>
+              <w:rPr>
+                <w:b/>
+                <w:bCs/>
+                <w:lang w:val="en-US"/>
+              </w:rPr>
+              <w:t>-</w:t>
             </w:r>
           </w:p>
         </w:tc>
@@ -5093,7 +5708,7 @@
         </w:trPr>
         <w:tc>
           <w:tcPr>
-            <w:tcW w:w="4815" w:type="dxa"/>
+            <w:tcW w:w="2410" w:type="dxa"/>
           </w:tcPr>
           <w:p>
             <w:pPr>
@@ -5113,7 +5728,30 @@
               <w:rPr>
                 <w:lang w:val="en-US"/>
               </w:rPr>
-              <w:t xml:space="preserve"> Thermal</w:t>
+              <w:t xml:space="preserve"> </w:t>
+            </w:r>
+          </w:p>
+        </w:tc>
+        <w:tc>
+          <w:tcPr>
+            <w:tcW w:w="2268" w:type="dxa"/>
+          </w:tcPr>
+          <w:p>
+            <w:pPr>
+              <w:jc w:val="center"/>
+              <w:rPr>
+                <w:b/>
+                <w:bCs/>
+                <w:lang w:val="en-US"/>
+              </w:rPr>
+            </w:pPr>
+            <w:r>
+              <w:rPr>
+                <w:b/>
+                <w:bCs/>
+                <w:lang w:val="en-US"/>
+              </w:rPr>
+              <w:t>-</w:t>
             </w:r>
           </w:p>
         </w:tc>
